--- a/midterm_practice_q/midterm-760-del.docx
+++ b/midterm_practice_q/midterm-760-del.docx
@@ -1,6 +1,6 @@
 
 <file path=word/document.xml><?xml version="1.0" encoding="utf-8"?>
-<w:document xmlns:wpc="http://schemas.microsoft.com/office/word/2010/wordprocessingCanvas" xmlns:cx="http://schemas.microsoft.com/office/drawing/2014/chartex" xmlns:cx1="http://schemas.microsoft.com/office/drawing/2015/9/8/chartex" xmlns:mc="http://schemas.openxmlformats.org/markup-compatibility/2006" xmlns:o="urn:schemas-microsoft-com:office:office" xmlns:r="http://schemas.openxmlformats.org/officeDocument/2006/relationships" xmlns:m="http://schemas.openxmlformats.org/officeDocument/2006/math" xmlns:v="urn:schemas-microsoft-com:vml" xmlns:wp14="http://schemas.microsoft.com/office/word/2010/wordprocessingDrawing" xmlns:wp="http://schemas.openxmlformats.org/drawingml/2006/wordprocessingDrawing" xmlns:w10="urn:schemas-microsoft-com:office:word" xmlns:w="http://schemas.openxmlformats.org/wordprocessingml/2006/main" xmlns:w14="http://schemas.microsoft.com/office/word/2010/wordml" xmlns:w15="http://schemas.microsoft.com/office/word/2012/wordml" xmlns:w16se="http://schemas.microsoft.com/office/word/2015/wordml/symex" xmlns:wpg="http://schemas.microsoft.com/office/word/2010/wordprocessingGroup" xmlns:wpi="http://schemas.microsoft.com/office/word/2010/wordprocessingInk" xmlns:wne="http://schemas.microsoft.com/office/word/2006/wordml" xmlns:wps="http://schemas.microsoft.com/office/word/2010/wordprocessingShape" mc:Ignorable="w14 w15 w16se wp14">
+<w:document xmlns:wpc="http://schemas.microsoft.com/office/word/2010/wordprocessingCanvas" xmlns:cx="http://schemas.microsoft.com/office/drawing/2014/chartex" xmlns:cx1="http://schemas.microsoft.com/office/drawing/2015/9/8/chartex" xmlns:cx2="http://schemas.microsoft.com/office/drawing/2015/10/21/chartex" xmlns:cx3="http://schemas.microsoft.com/office/drawing/2016/5/9/chartex" xmlns:cx4="http://schemas.microsoft.com/office/drawing/2016/5/10/chartex" xmlns:cx5="http://schemas.microsoft.com/office/drawing/2016/5/11/chartex" xmlns:cx6="http://schemas.microsoft.com/office/drawing/2016/5/12/chartex" xmlns:cx7="http://schemas.microsoft.com/office/drawing/2016/5/13/chartex" xmlns:cx8="http://schemas.microsoft.com/office/drawing/2016/5/14/chartex" xmlns:mc="http://schemas.openxmlformats.org/markup-compatibility/2006" xmlns:aink="http://schemas.microsoft.com/office/drawing/2016/ink" xmlns:am3d="http://schemas.microsoft.com/office/drawing/2017/model3d" xmlns:o="urn:schemas-microsoft-com:office:office" xmlns:oel="http://schemas.microsoft.com/office/2019/extlst" xmlns:r="http://schemas.openxmlformats.org/officeDocument/2006/relationships" xmlns:m="http://schemas.openxmlformats.org/officeDocument/2006/math" xmlns:v="urn:schemas-microsoft-com:vml" xmlns:wp14="http://schemas.microsoft.com/office/word/2010/wordprocessingDrawing" xmlns:wp="http://schemas.openxmlformats.org/drawingml/2006/wordprocessingDrawing" xmlns:w10="urn:schemas-microsoft-com:office:word" xmlns:w="http://schemas.openxmlformats.org/wordprocessingml/2006/main" xmlns:w14="http://schemas.microsoft.com/office/word/2010/wordml" xmlns:w15="http://schemas.microsoft.com/office/word/2012/wordml" xmlns:w16cex="http://schemas.microsoft.com/office/word/2018/wordml/cex" xmlns:w16cid="http://schemas.microsoft.com/office/word/2016/wordml/cid" xmlns:w16="http://schemas.microsoft.com/office/word/2018/wordml" xmlns:w16du="http://schemas.microsoft.com/office/word/2023/wordml/word16du" xmlns:w16sdtdh="http://schemas.microsoft.com/office/word/2020/wordml/sdtdatahash" xmlns:w16sdtfl="http://schemas.microsoft.com/office/word/2024/wordml/sdtformatlock" xmlns:w16se="http://schemas.microsoft.com/office/word/2015/wordml/symex" xmlns:wpg="http://schemas.microsoft.com/office/word/2010/wordprocessingGroup" xmlns:wpi="http://schemas.microsoft.com/office/word/2010/wordprocessingInk" xmlns:wne="http://schemas.microsoft.com/office/word/2006/wordml" xmlns:wps="http://schemas.microsoft.com/office/word/2010/wordprocessingShape" mc:Ignorable="w14 w15 w16se w16cid w16 w16cex w16sdtdh w16sdtfl w16du wp14">
   <w:body>
     <w:p>
       <w:r>
@@ -17,7 +17,7 @@
           <w:sz w:val="18"/>
           <w:szCs w:val="18"/>
         </w:rPr>
-        <w:t>especially with large datasets)</w:t>
+        <w:t xml:space="preserve">especially with large datasets) </w:t>
       </w:r>
       <w:r>
         <w:rPr>
@@ -25,25 +25,7 @@
           <w:sz w:val="18"/>
           <w:szCs w:val="18"/>
         </w:rPr>
-        <w:t xml:space="preserve"> </w:t>
-      </w:r>
-      <w:proofErr w:type="gramStart"/>
-      <w:r>
-        <w:rPr>
-          <w:rFonts w:cstheme="minorHAnsi"/>
-          <w:sz w:val="18"/>
-          <w:szCs w:val="18"/>
-        </w:rPr>
-        <w:t>Requires</w:t>
-      </w:r>
-      <w:proofErr w:type="gramEnd"/>
-      <w:r>
-        <w:rPr>
-          <w:rFonts w:cstheme="minorHAnsi"/>
-          <w:sz w:val="18"/>
-          <w:szCs w:val="18"/>
-        </w:rPr>
-        <w:t xml:space="preserve"> good distance metrics and feature scaling</w:t>
+        <w:t>Requires good distance metrics and feature scaling</w:t>
       </w:r>
     </w:p>
     <w:p/>
@@ -765,11 +747,12 @@
             </w:pPr>
             <w:r>
               <w:rPr>
+                <w:noProof/>
                 <w:sz w:val="18"/>
                 <w:szCs w:val="18"/>
               </w:rPr>
               <w:drawing>
-                <wp:inline distT="0" distB="0" distL="0" distR="0" wp14:anchorId="725E5E26" wp14:editId="294ED84F">
+                <wp:inline distT="0" distB="0" distL="0" distR="0" wp14:anchorId="4E24A0D8" wp14:editId="6E3B4B7E">
                   <wp:extent cx="2690813" cy="211873"/>
                   <wp:effectExtent l="0" t="0" r="0" b="0"/>
                   <wp:docPr id="9" name="Picture 9"/>
@@ -829,11 +812,12 @@
             </w:pPr>
             <w:r>
               <w:rPr>
+                <w:noProof/>
                 <w:sz w:val="18"/>
                 <w:szCs w:val="18"/>
               </w:rPr>
               <w:drawing>
-                <wp:inline distT="0" distB="0" distL="0" distR="0" wp14:anchorId="50CD15F5" wp14:editId="66D027E0">
+                <wp:inline distT="0" distB="0" distL="0" distR="0" wp14:anchorId="73CC167C" wp14:editId="77877AAB">
                   <wp:extent cx="1638738" cy="401456"/>
                   <wp:effectExtent l="0" t="0" r="0" b="0"/>
                   <wp:docPr id="10" name="Picture 10"/>
@@ -903,7 +887,7 @@
                 <w:szCs w:val="18"/>
               </w:rPr>
               <w:drawing>
-                <wp:inline distT="0" distB="0" distL="0" distR="0" wp14:anchorId="5A96AE57" wp14:editId="61AB2402">
+                <wp:inline distT="0" distB="0" distL="0" distR="0" wp14:anchorId="2379FA6B" wp14:editId="19889DEF">
                   <wp:extent cx="2054038" cy="572541"/>
                   <wp:effectExtent l="0" t="0" r="3810" b="0"/>
                   <wp:docPr id="73" name="Picture 73"/>
@@ -947,8 +931,11 @@
           </w:tcPr>
           <w:p>
             <w:r>
+              <w:rPr>
+                <w:noProof/>
+              </w:rPr>
               <w:drawing>
-                <wp:inline distT="0" distB="0" distL="0" distR="0" wp14:anchorId="7D9149D9" wp14:editId="49CB03F7">
+                <wp:inline distT="0" distB="0" distL="0" distR="0" wp14:anchorId="291FA31B" wp14:editId="3DC10F03">
                   <wp:extent cx="2156824" cy="947937"/>
                   <wp:effectExtent l="0" t="0" r="0" b="5080"/>
                   <wp:docPr id="11" name="Picture 11"/>
@@ -1099,7 +1086,7 @@
                 <w:szCs w:val="18"/>
               </w:rPr>
               <w:drawing>
-                <wp:inline distT="0" distB="0" distL="0" distR="0" wp14:anchorId="0C63F792" wp14:editId="721D5189">
+                <wp:inline distT="0" distB="0" distL="0" distR="0" wp14:anchorId="3269B584" wp14:editId="1C65511D">
                   <wp:extent cx="2308412" cy="338795"/>
                   <wp:effectExtent l="0" t="0" r="0" b="4445"/>
                   <wp:docPr id="27" name="Picture 27"/>
@@ -1143,7 +1130,7 @@
                 <w:szCs w:val="18"/>
               </w:rPr>
               <w:drawing>
-                <wp:inline distT="0" distB="0" distL="0" distR="0" wp14:anchorId="69CDE922" wp14:editId="1B759AA4">
+                <wp:inline distT="0" distB="0" distL="0" distR="0" wp14:anchorId="75E575F0" wp14:editId="7EEA5F0F">
                   <wp:extent cx="1006582" cy="336566"/>
                   <wp:effectExtent l="0" t="0" r="3175" b="6350"/>
                   <wp:docPr id="28" name="Picture 28"/>
@@ -1245,7 +1232,7 @@
                 <w:szCs w:val="18"/>
               </w:rPr>
               <w:drawing>
-                <wp:inline distT="0" distB="0" distL="0" distR="0" wp14:anchorId="375D94B1" wp14:editId="1C1E11B6">
+                <wp:inline distT="0" distB="0" distL="0" distR="0" wp14:anchorId="004DD1CB" wp14:editId="4475F84A">
                   <wp:extent cx="828693" cy="1308847"/>
                   <wp:effectExtent l="0" t="0" r="0" b="5715"/>
                   <wp:docPr id="42" name="Picture 42"/>
@@ -2338,25 +2325,7 @@
                 <w:sz w:val="18"/>
                 <w:szCs w:val="18"/>
               </w:rPr>
-              <w:t xml:space="preserve">•if </w:t>
-            </w:r>
-            <w:proofErr w:type="spellStart"/>
-            <w:r>
-              <w:rPr>
-                <w:rFonts w:cstheme="minorHAnsi"/>
-                <w:sz w:val="18"/>
-                <w:szCs w:val="18"/>
-              </w:rPr>
-              <w:t>categoric</w:t>
-            </w:r>
-            <w:proofErr w:type="spellEnd"/>
-            <w:r>
-              <w:rPr>
-                <w:rFonts w:cstheme="minorHAnsi"/>
-                <w:sz w:val="18"/>
-                <w:szCs w:val="18"/>
-              </w:rPr>
-              <w:t xml:space="preserve">, determined by assigning </w:t>
+              <w:t xml:space="preserve">•if categoric, determined by assigning </w:t>
             </w:r>
             <w:r>
               <w:rPr>
@@ -2447,8 +2416,11 @@
           </w:tcPr>
           <w:p>
             <w:r>
+              <w:rPr>
+                <w:noProof/>
+              </w:rPr>
               <w:drawing>
-                <wp:inline distT="0" distB="0" distL="0" distR="0" wp14:anchorId="64DA82B7" wp14:editId="2DD59E71">
+                <wp:inline distT="0" distB="0" distL="0" distR="0" wp14:anchorId="7CC31AC7" wp14:editId="63E74219">
                   <wp:extent cx="1454150" cy="1300697"/>
                   <wp:effectExtent l="0" t="0" r="0" b="0"/>
                   <wp:docPr id="12" name="Picture 12"/>
@@ -2488,10 +2460,11 @@
             </w:r>
             <w:r>
               <w:rPr>
+                <w:noProof/>
                 <w:color w:val="000000" w:themeColor="text1"/>
               </w:rPr>
               <w:drawing>
-                <wp:inline distT="0" distB="0" distL="0" distR="0" wp14:anchorId="5104BECA" wp14:editId="3E1821ED">
+                <wp:inline distT="0" distB="0" distL="0" distR="0" wp14:anchorId="39DF9206" wp14:editId="50F1BAF5">
                   <wp:extent cx="1743075" cy="1042122"/>
                   <wp:effectExtent l="0" t="0" r="0" b="5715"/>
                   <wp:docPr id="1" name="Picture 1"/>
@@ -2672,7 +2645,7 @@
                 <w:szCs w:val="16"/>
               </w:rPr>
               <w:drawing>
-                <wp:inline distT="0" distB="0" distL="0" distR="0" wp14:anchorId="3C66FE93" wp14:editId="56412990">
+                <wp:inline distT="0" distB="0" distL="0" distR="0" wp14:anchorId="649E2D7B" wp14:editId="2343B7C7">
                   <wp:extent cx="1524000" cy="1124155"/>
                   <wp:effectExtent l="0" t="0" r="0" b="0"/>
                   <wp:docPr id="13" name="Picture 13"/>
@@ -3297,27 +3270,7 @@
                 <w:sz w:val="16"/>
                 <w:szCs w:val="16"/>
               </w:rPr>
-              <w:t>(Instances 2</w:t>
-            </w:r>
-            <w:proofErr w:type="gramStart"/>
-            <w:r>
-              <w:rPr>
-                <w:rFonts w:asciiTheme="minorHAnsi" w:hAnsiTheme="minorHAnsi" w:cstheme="minorHAnsi"/>
-                <w:color w:val="0F1115"/>
-                <w:sz w:val="16"/>
-                <w:szCs w:val="16"/>
-              </w:rPr>
-              <w:t>,3,4</w:t>
-            </w:r>
-            <w:proofErr w:type="gramEnd"/>
-            <w:r>
-              <w:rPr>
-                <w:rFonts w:asciiTheme="minorHAnsi" w:hAnsiTheme="minorHAnsi" w:cstheme="minorHAnsi"/>
-                <w:color w:val="0F1115"/>
-                <w:sz w:val="16"/>
-                <w:szCs w:val="16"/>
-              </w:rPr>
-              <w:t>).</w:t>
+              <w:t>(Instances 2,3,4).</w:t>
             </w:r>
           </w:p>
           <w:p>
@@ -3814,7 +3767,7 @@
                 <w:sz w:val="16"/>
                 <w:szCs w:val="16"/>
               </w:rPr>
-              <w:t>Inst1 (2</w:t>
+              <w:t>Inst1 (2,</w:t>
             </w:r>
             <w:proofErr w:type="gramStart"/>
             <w:r>
@@ -3825,7 +3778,7 @@
                 <w:sz w:val="16"/>
                 <w:szCs w:val="16"/>
               </w:rPr>
-              <w:t>,3</w:t>
+              <w:t>3,+</w:t>
             </w:r>
             <w:proofErr w:type="gramEnd"/>
             <w:r>
@@ -3836,7 +3789,7 @@
                 <w:sz w:val="16"/>
                 <w:szCs w:val="16"/>
               </w:rPr>
-              <w:t>,+):</w:t>
+              <w:t>):</w:t>
             </w:r>
             <w:r>
               <w:rPr>
@@ -3886,7 +3839,7 @@
                 <w:sz w:val="16"/>
                 <w:szCs w:val="16"/>
               </w:rPr>
-              <w:t>Inst2 (4</w:t>
+              <w:t>Inst2 (4,</w:t>
             </w:r>
             <w:proofErr w:type="gramStart"/>
             <w:r>
@@ -3897,7 +3850,7 @@
                 <w:sz w:val="16"/>
                 <w:szCs w:val="16"/>
               </w:rPr>
-              <w:t>,4</w:t>
+              <w:t>4,+</w:t>
             </w:r>
             <w:proofErr w:type="gramEnd"/>
             <w:r>
@@ -3908,7 +3861,7 @@
                 <w:sz w:val="16"/>
                 <w:szCs w:val="16"/>
               </w:rPr>
-              <w:t>,+):</w:t>
+              <w:t>):</w:t>
             </w:r>
             <w:r>
               <w:rPr>
@@ -3958,7 +3911,7 @@
                 <w:sz w:val="16"/>
                 <w:szCs w:val="16"/>
               </w:rPr>
-              <w:t>Inst3 (4</w:t>
+              <w:t>Inst3 (4,</w:t>
             </w:r>
             <w:proofErr w:type="gramStart"/>
             <w:r>
@@ -3969,7 +3922,7 @@
                 <w:sz w:val="16"/>
                 <w:szCs w:val="16"/>
               </w:rPr>
-              <w:t>,5</w:t>
+              <w:t>5,-</w:t>
             </w:r>
             <w:proofErr w:type="gramEnd"/>
             <w:r>
@@ -3980,7 +3933,7 @@
                 <w:sz w:val="16"/>
                 <w:szCs w:val="16"/>
               </w:rPr>
-              <w:t>,-):</w:t>
+              <w:t>):</w:t>
             </w:r>
             <w:r>
               <w:rPr>
@@ -4030,7 +3983,7 @@
                 <w:sz w:val="16"/>
                 <w:szCs w:val="16"/>
               </w:rPr>
-              <w:t>Inst4 (6</w:t>
+              <w:t>Inst4 (6,</w:t>
             </w:r>
             <w:proofErr w:type="gramStart"/>
             <w:r>
@@ -4041,7 +3994,7 @@
                 <w:sz w:val="16"/>
                 <w:szCs w:val="16"/>
               </w:rPr>
-              <w:t>,3</w:t>
+              <w:t>3,+</w:t>
             </w:r>
             <w:proofErr w:type="gramEnd"/>
             <w:r>
@@ -4052,7 +4005,7 @@
                 <w:sz w:val="16"/>
                 <w:szCs w:val="16"/>
               </w:rPr>
-              <w:t>,+):</w:t>
+              <w:t>):</w:t>
             </w:r>
             <w:r>
               <w:rPr>
@@ -4102,7 +4055,7 @@
                 <w:sz w:val="16"/>
                 <w:szCs w:val="16"/>
               </w:rPr>
-              <w:t>Instance 5 (8</w:t>
+              <w:t>Instance 5 (8,</w:t>
             </w:r>
             <w:proofErr w:type="gramStart"/>
             <w:r>
@@ -4113,7 +4066,7 @@
                 <w:sz w:val="16"/>
                 <w:szCs w:val="16"/>
               </w:rPr>
-              <w:t>,3</w:t>
+              <w:t>3,-</w:t>
             </w:r>
             <w:proofErr w:type="gramEnd"/>
             <w:r>
@@ -4124,7 +4077,7 @@
                 <w:sz w:val="16"/>
                 <w:szCs w:val="16"/>
               </w:rPr>
-              <w:t>,-):</w:t>
+              <w:t>):</w:t>
             </w:r>
             <w:r>
               <w:rPr>
@@ -4174,7 +4127,7 @@
                 <w:sz w:val="16"/>
                 <w:szCs w:val="16"/>
               </w:rPr>
-              <w:t>Instance 6 (8</w:t>
+              <w:t>Instance 6 (8,</w:t>
             </w:r>
             <w:proofErr w:type="gramStart"/>
             <w:r>
@@ -4185,7 +4138,7 @@
                 <w:sz w:val="16"/>
                 <w:szCs w:val="16"/>
               </w:rPr>
-              <w:t>,4</w:t>
+              <w:t>4,-</w:t>
             </w:r>
             <w:proofErr w:type="gramEnd"/>
             <w:r>
@@ -4196,7 +4149,7 @@
                 <w:sz w:val="16"/>
                 <w:szCs w:val="16"/>
               </w:rPr>
-              <w:t>,-):</w:t>
+              <w:t>):</w:t>
             </w:r>
             <w:r>
               <w:rPr>
@@ -4331,25 +4284,7 @@
                 <w:sz w:val="18"/>
                 <w:szCs w:val="18"/>
               </w:rPr>
-              <w:t>(</w:t>
-            </w:r>
-            <w:proofErr w:type="gramStart"/>
-            <w:r>
-              <w:rPr>
-                <w:rFonts w:asciiTheme="minorHAnsi" w:hAnsiTheme="minorHAnsi" w:cstheme="minorHAnsi"/>
-                <w:sz w:val="18"/>
-                <w:szCs w:val="18"/>
-              </w:rPr>
-              <w:t>both</w:t>
-            </w:r>
-            <w:proofErr w:type="gramEnd"/>
-            <w:r>
-              <w:rPr>
-                <w:rFonts w:asciiTheme="minorHAnsi" w:hAnsiTheme="minorHAnsi" w:cstheme="minorHAnsi"/>
-                <w:sz w:val="18"/>
-                <w:szCs w:val="18"/>
-              </w:rPr>
-              <w:t xml:space="preserve"> </w:t>
+              <w:t xml:space="preserve">(both </w:t>
             </w:r>
             <w:r>
               <w:rPr>
@@ -4394,35 +4329,39 @@
                 <w:sz w:val="18"/>
                 <w:szCs w:val="18"/>
               </w:rPr>
-              <w:t>The Yes branch contains instances {1</w:t>
+              <w:t xml:space="preserve">The Yes branch contains instances {1,2,3,4} with classes </w:t>
             </w:r>
             <w:proofErr w:type="gramStart"/>
             <w:r>
               <w:rPr>
-                <w:rFonts w:asciiTheme="minorHAnsi" w:hAnsiTheme="minorHAnsi" w:cstheme="minorHAnsi"/>
-                <w:sz w:val="18"/>
-                <w:szCs w:val="18"/>
-              </w:rPr>
-              <w:t>,2,3,4</w:t>
+                <w:rStyle w:val="HTMLCode"/>
+                <w:rFonts w:asciiTheme="minorHAnsi" w:hAnsiTheme="minorHAnsi" w:cstheme="minorHAnsi"/>
+                <w:sz w:val="18"/>
+                <w:szCs w:val="18"/>
+              </w:rPr>
+              <w:t>+,+</w:t>
             </w:r>
             <w:proofErr w:type="gramEnd"/>
             <w:r>
               <w:rPr>
-                <w:rFonts w:asciiTheme="minorHAnsi" w:hAnsiTheme="minorHAnsi" w:cstheme="minorHAnsi"/>
-                <w:sz w:val="18"/>
-                <w:szCs w:val="18"/>
-              </w:rPr>
-              <w:t xml:space="preserve">} with classes </w:t>
-            </w:r>
-            <w:r>
-              <w:rPr>
                 <w:rStyle w:val="HTMLCode"/>
                 <w:rFonts w:asciiTheme="minorHAnsi" w:hAnsiTheme="minorHAnsi" w:cstheme="minorHAnsi"/>
                 <w:sz w:val="18"/>
                 <w:szCs w:val="18"/>
               </w:rPr>
-              <w:t>+,+,−,+</w:t>
-            </w:r>
+              <w:t>,</w:t>
+            </w:r>
+            <w:proofErr w:type="gramStart"/>
+            <w:r>
+              <w:rPr>
+                <w:rStyle w:val="HTMLCode"/>
+                <w:rFonts w:asciiTheme="minorHAnsi" w:hAnsiTheme="minorHAnsi" w:cstheme="minorHAnsi"/>
+                <w:sz w:val="18"/>
+                <w:szCs w:val="18"/>
+              </w:rPr>
+              <w:t>−,+</w:t>
+            </w:r>
+            <w:proofErr w:type="gramEnd"/>
             <w:r>
               <w:rPr>
                 <w:rFonts w:asciiTheme="minorHAnsi" w:hAnsiTheme="minorHAnsi" w:cstheme="minorHAnsi"/>
@@ -4492,25 +4431,7 @@
                 <w:sz w:val="18"/>
                 <w:szCs w:val="18"/>
               </w:rPr>
-              <w:t xml:space="preserve"> → instances {1</w:t>
-            </w:r>
-            <w:proofErr w:type="gramStart"/>
-            <w:r>
-              <w:rPr>
-                <w:rFonts w:asciiTheme="minorHAnsi" w:hAnsiTheme="minorHAnsi" w:cstheme="minorHAnsi"/>
-                <w:sz w:val="18"/>
-                <w:szCs w:val="18"/>
-              </w:rPr>
-              <w:t>,2,4</w:t>
-            </w:r>
-            <w:proofErr w:type="gramEnd"/>
-            <w:r>
-              <w:rPr>
-                <w:rFonts w:asciiTheme="minorHAnsi" w:hAnsiTheme="minorHAnsi" w:cstheme="minorHAnsi"/>
-                <w:sz w:val="18"/>
-                <w:szCs w:val="18"/>
-              </w:rPr>
-              <w:t xml:space="preserve">} all </w:t>
+              <w:t xml:space="preserve"> → instances {1,2,4} all </w:t>
             </w:r>
             <w:r>
               <w:rPr>
@@ -4628,12 +4549,13 @@
               <w:rPr>
                 <w:rStyle w:val="Strong"/>
                 <w:rFonts w:asciiTheme="minorHAnsi" w:hAnsiTheme="minorHAnsi" w:cstheme="minorHAnsi"/>
+                <w:noProof/>
                 <w:color w:val="0F1115"/>
                 <w:sz w:val="16"/>
                 <w:szCs w:val="16"/>
               </w:rPr>
               <w:drawing>
-                <wp:inline distT="0" distB="0" distL="0" distR="0" wp14:anchorId="51AFB921" wp14:editId="2FEB97C3">
+                <wp:inline distT="0" distB="0" distL="0" distR="0" wp14:anchorId="77EE1CF0" wp14:editId="04D9269E">
                   <wp:extent cx="2473325" cy="643890"/>
                   <wp:effectExtent l="0" t="0" r="3175" b="3810"/>
                   <wp:docPr id="14" name="Picture 14"/>
@@ -4728,7 +4650,7 @@
                 <w:szCs w:val="18"/>
               </w:rPr>
               <w:drawing>
-                <wp:inline distT="0" distB="0" distL="0" distR="0" wp14:anchorId="134B3418" wp14:editId="471A2A0D">
+                <wp:inline distT="0" distB="0" distL="0" distR="0" wp14:anchorId="19AB1F71" wp14:editId="54E1F3B0">
                   <wp:extent cx="1730345" cy="164277"/>
                   <wp:effectExtent l="0" t="0" r="3810" b="7620"/>
                   <wp:docPr id="21" name="Picture 21"/>
@@ -4787,7 +4709,7 @@
                 <w:noProof/>
               </w:rPr>
               <w:drawing>
-                <wp:inline distT="0" distB="0" distL="0" distR="0" wp14:anchorId="321B8BF3" wp14:editId="65D4C942">
+                <wp:inline distT="0" distB="0" distL="0" distR="0" wp14:anchorId="7B4E8545" wp14:editId="0E5B9C35">
                   <wp:extent cx="822497" cy="1001486"/>
                   <wp:effectExtent l="0" t="0" r="0" b="8255"/>
                   <wp:docPr id="22" name="Picture 22"/>
@@ -4837,7 +4759,7 @@
                 <w:noProof/>
               </w:rPr>
               <w:drawing>
-                <wp:inline distT="0" distB="0" distL="0" distR="0" wp14:anchorId="53F02BD0" wp14:editId="3FCDA873">
+                <wp:inline distT="0" distB="0" distL="0" distR="0" wp14:anchorId="6B84658F" wp14:editId="513903A7">
                   <wp:extent cx="1037681" cy="1020739"/>
                   <wp:effectExtent l="0" t="0" r="0" b="8255"/>
                   <wp:docPr id="23" name="Picture 23"/>
@@ -4901,7 +4823,7 @@
     <w:tbl>
       <w:tblPr>
         <w:tblStyle w:val="TableGrid"/>
-        <w:tblW w:w="11794" w:type="dxa"/>
+        <w:tblW w:w="11962" w:type="dxa"/>
         <w:tblInd w:w="-1167" w:type="dxa"/>
         <w:tblLayout w:type="fixed"/>
         <w:tblLook w:val="04A0" w:firstRow="1" w:lastRow="0" w:firstColumn="1" w:lastColumn="0" w:noHBand="0" w:noVBand="1"/>
@@ -4909,8 +4831,8 @@
       <w:tblGrid>
         <w:gridCol w:w="3856"/>
         <w:gridCol w:w="1688"/>
-        <w:gridCol w:w="1544"/>
-        <w:gridCol w:w="4706"/>
+        <w:gridCol w:w="658"/>
+        <w:gridCol w:w="5760"/>
       </w:tblGrid>
       <w:tr>
         <w:tc>
@@ -4937,7 +4859,7 @@
         </w:tc>
         <w:tc>
           <w:tcPr>
-            <w:tcW w:w="7938" w:type="dxa"/>
+            <w:tcW w:w="8106" w:type="dxa"/>
             <w:gridSpan w:val="3"/>
           </w:tcPr>
           <w:p>
@@ -4996,7 +4918,7 @@
         </w:tc>
         <w:tc>
           <w:tcPr>
-            <w:tcW w:w="7938" w:type="dxa"/>
+            <w:tcW w:w="8106" w:type="dxa"/>
             <w:gridSpan w:val="3"/>
           </w:tcPr>
           <w:p>
@@ -5118,7 +5040,7 @@
                 <w:szCs w:val="18"/>
               </w:rPr>
               <w:drawing>
-                <wp:inline distT="0" distB="0" distL="0" distR="0" wp14:anchorId="38D1AC1F" wp14:editId="5EC4F1A9">
+                <wp:inline distT="0" distB="0" distL="0" distR="0" wp14:anchorId="134DFC4E" wp14:editId="31D4FF9F">
                   <wp:extent cx="1184275" cy="1208652"/>
                   <wp:effectExtent l="0" t="0" r="0" b="0"/>
                   <wp:docPr id="90" name="Picture 90"/>
@@ -5204,13 +5126,16 @@
         </w:tc>
         <w:tc>
           <w:tcPr>
-            <w:tcW w:w="7938" w:type="dxa"/>
+            <w:tcW w:w="8106" w:type="dxa"/>
             <w:gridSpan w:val="3"/>
           </w:tcPr>
           <w:p>
             <w:r>
+              <w:rPr>
+                <w:noProof/>
+              </w:rPr>
               <w:drawing>
-                <wp:inline distT="0" distB="0" distL="0" distR="0" wp14:anchorId="342EB54F" wp14:editId="1111B99A">
+                <wp:inline distT="0" distB="0" distL="0" distR="0" wp14:anchorId="535F54F2" wp14:editId="0B4AAE1F">
                   <wp:extent cx="1680261" cy="1177080"/>
                   <wp:effectExtent l="0" t="0" r="0" b="4445"/>
                   <wp:docPr id="16" name="Picture 16"/>
@@ -5249,8 +5174,11 @@
               <w:t xml:space="preserve">  </w:t>
             </w:r>
             <w:r>
+              <w:rPr>
+                <w:noProof/>
+              </w:rPr>
               <w:drawing>
-                <wp:inline distT="0" distB="0" distL="0" distR="0" wp14:anchorId="78456144" wp14:editId="66B4B516">
+                <wp:inline distT="0" distB="0" distL="0" distR="0" wp14:anchorId="4B068572" wp14:editId="543A4A5E">
                   <wp:extent cx="2056128" cy="987425"/>
                   <wp:effectExtent l="0" t="0" r="1905" b="3175"/>
                   <wp:docPr id="17" name="Picture 17"/>
@@ -5440,11 +5368,12 @@
             </w:pPr>
             <w:r>
               <w:rPr>
+                <w:noProof/>
                 <w:sz w:val="18"/>
                 <w:szCs w:val="18"/>
               </w:rPr>
               <w:drawing>
-                <wp:inline distT="0" distB="0" distL="0" distR="0" wp14:anchorId="604E2BC3" wp14:editId="2101F8EF">
+                <wp:inline distT="0" distB="0" distL="0" distR="0" wp14:anchorId="5B43DDD3" wp14:editId="55A1D426">
                   <wp:extent cx="1579880" cy="290881"/>
                   <wp:effectExtent l="0" t="0" r="1270" b="0"/>
                   <wp:docPr id="18" name="Picture 18"/>
@@ -5503,7 +5432,7 @@
         </w:tc>
         <w:tc>
           <w:tcPr>
-            <w:tcW w:w="7938" w:type="dxa"/>
+            <w:tcW w:w="8106" w:type="dxa"/>
             <w:gridSpan w:val="3"/>
           </w:tcPr>
           <w:p>
@@ -5600,7 +5529,7 @@
         </w:tc>
         <w:tc>
           <w:tcPr>
-            <w:tcW w:w="3232" w:type="dxa"/>
+            <w:tcW w:w="2346" w:type="dxa"/>
             <w:gridSpan w:val="2"/>
           </w:tcPr>
           <w:p>
@@ -5663,37 +5592,29 @@
                 <w:szCs w:val="18"/>
               </w:rPr>
             </w:pPr>
-            <w:proofErr w:type="gramStart"/>
-            <w:r>
-              <w:rPr>
-                <w:sz w:val="18"/>
-                <w:szCs w:val="18"/>
-              </w:rPr>
-              <w:t>into</w:t>
-            </w:r>
-            <w:proofErr w:type="gramEnd"/>
-            <w:r>
-              <w:rPr>
-                <w:sz w:val="18"/>
-                <w:szCs w:val="18"/>
-              </w:rPr>
-              <w:t xml:space="preserve"> training and test sets.</w:t>
-            </w:r>
-          </w:p>
-          <w:p>
-            <w:pPr>
-              <w:rPr>
-                <w:sz w:val="18"/>
-                <w:szCs w:val="18"/>
-              </w:rPr>
-            </w:pPr>
-            <w:r>
-              <w:rPr>
+            <w:r>
+              <w:rPr>
+                <w:sz w:val="18"/>
+                <w:szCs w:val="18"/>
+              </w:rPr>
+              <w:t>into training and test sets.</w:t>
+            </w:r>
+          </w:p>
+          <w:p>
+            <w:pPr>
+              <w:rPr>
+                <w:sz w:val="18"/>
+                <w:szCs w:val="18"/>
+              </w:rPr>
+            </w:pPr>
+            <w:r>
+              <w:rPr>
+                <w:noProof/>
                 <w:sz w:val="18"/>
                 <w:szCs w:val="18"/>
               </w:rPr>
               <w:drawing>
-                <wp:inline distT="0" distB="0" distL="0" distR="0" wp14:anchorId="312F9398" wp14:editId="093DF1A8">
+                <wp:inline distT="0" distB="0" distL="0" distR="0" wp14:anchorId="3C54903E" wp14:editId="132E7D95">
                   <wp:extent cx="1904260" cy="1005840"/>
                   <wp:effectExtent l="0" t="0" r="1270" b="3810"/>
                   <wp:docPr id="19" name="Picture 19"/>
@@ -5732,7 +5653,7 @@
         </w:tc>
         <w:tc>
           <w:tcPr>
-            <w:tcW w:w="4706" w:type="dxa"/>
+            <w:tcW w:w="5760" w:type="dxa"/>
           </w:tcPr>
           <w:p>
             <w:pPr>
@@ -5767,14 +5688,7 @@
                 <w:sz w:val="18"/>
                 <w:szCs w:val="18"/>
               </w:rPr>
-              <w:t xml:space="preserve"> </w:t>
-            </w:r>
-            <w:r>
-              <w:rPr>
-                <w:sz w:val="18"/>
-                <w:szCs w:val="18"/>
-              </w:rPr>
-              <w:t>first stratify instances by class, then randomly select instances from each class proportionally</w:t>
+              <w:t xml:space="preserve"> first stratify instances by class, then randomly select instances from each class proportionally</w:t>
             </w:r>
           </w:p>
           <w:p>
@@ -5801,11 +5715,12 @@
             </w:pPr>
             <w:r>
               <w:rPr>
+                <w:noProof/>
                 <w:sz w:val="18"/>
                 <w:szCs w:val="18"/>
               </w:rPr>
               <w:drawing>
-                <wp:inline distT="0" distB="0" distL="0" distR="0" wp14:anchorId="7F495540" wp14:editId="19E0CA20">
+                <wp:inline distT="0" distB="0" distL="0" distR="0" wp14:anchorId="7994758C" wp14:editId="4F6E7372">
                   <wp:extent cx="1055209" cy="899160"/>
                   <wp:effectExtent l="0" t="0" r="0" b="0"/>
                   <wp:docPr id="20" name="Picture 20"/>
@@ -5885,12 +5800,13 @@
             </w:pPr>
             <w:r>
               <w:rPr>
+                <w:noProof/>
                 <w:sz w:val="18"/>
                 <w:szCs w:val="18"/>
               </w:rPr>
               <w:lastRenderedPageBreak/>
               <w:drawing>
-                <wp:inline distT="0" distB="0" distL="0" distR="0" wp14:anchorId="1682F623" wp14:editId="39294E05">
+                <wp:inline distT="0" distB="0" distL="0" distR="0" wp14:anchorId="5B4FB25B" wp14:editId="1B7A3403">
                   <wp:extent cx="942065" cy="1097280"/>
                   <wp:effectExtent l="0" t="0" r="0" b="7620"/>
                   <wp:docPr id="25" name="Picture 25"/>
@@ -5929,7 +5845,7 @@
         </w:tc>
         <w:tc>
           <w:tcPr>
-            <w:tcW w:w="6250" w:type="dxa"/>
+            <w:tcW w:w="6418" w:type="dxa"/>
             <w:gridSpan w:val="2"/>
           </w:tcPr>
           <w:p>
@@ -6035,21 +5951,7 @@
                 <w:szCs w:val="18"/>
               </w:rPr>
               <w:lastRenderedPageBreak/>
-              <w:t>• note that whenever we use multiple training sets, as in CV and random resampling, we are evaluating a learning method (with specific choices)</w:t>
-            </w:r>
-            <w:r>
-              <w:rPr>
-                <w:sz w:val="18"/>
-                <w:szCs w:val="18"/>
-              </w:rPr>
-              <w:t xml:space="preserve"> </w:t>
-            </w:r>
-            <w:r>
-              <w:rPr>
-                <w:sz w:val="18"/>
-                <w:szCs w:val="18"/>
-              </w:rPr>
-              <w:t xml:space="preserve">as opposed to an individual learned hypothesis </w:t>
+              <w:t xml:space="preserve">• note that whenever we use multiple training sets, as in CV and random resampling, we are evaluating a learning method (with specific choices) as opposed to an individual learned hypothesis </w:t>
             </w:r>
           </w:p>
           <w:p>
@@ -6085,7 +5987,7 @@
         </w:tc>
         <w:tc>
           <w:tcPr>
-            <w:tcW w:w="7938" w:type="dxa"/>
+            <w:tcW w:w="8106" w:type="dxa"/>
             <w:gridSpan w:val="3"/>
           </w:tcPr>
           <w:p>
@@ -6137,14 +6039,7 @@
                 <w:sz w:val="18"/>
                 <w:szCs w:val="18"/>
               </w:rPr>
-              <w:t>^</w:t>
-            </w:r>
-            <w:r>
-              <w:rPr>
-                <w:sz w:val="18"/>
-                <w:szCs w:val="18"/>
-              </w:rPr>
-              <w:t xml:space="preserve"> always equals </w:t>
+              <w:t xml:space="preserve">^ always equals </w:t>
             </w:r>
             <w:proofErr w:type="gramStart"/>
             <w:r>
@@ -6297,7 +6192,7 @@
         </w:tc>
         <w:tc>
           <w:tcPr>
-            <w:tcW w:w="7938" w:type="dxa"/>
+            <w:tcW w:w="8106" w:type="dxa"/>
             <w:gridSpan w:val="3"/>
           </w:tcPr>
           <w:p>
@@ -6342,14 +6237,7 @@
                 <w:sz w:val="16"/>
                 <w:szCs w:val="16"/>
               </w:rPr>
-              <w:t>3. In cross validation, we are evaluating the performance of an individual learned hypothesis.</w:t>
-            </w:r>
-            <w:r>
-              <w:rPr>
-                <w:sz w:val="16"/>
-                <w:szCs w:val="16"/>
-              </w:rPr>
-              <w:t xml:space="preserve"> </w:t>
+              <w:t xml:space="preserve">3. In cross validation, we are evaluating the performance of an individual learned hypothesis. </w:t>
             </w:r>
             <w:r>
               <w:rPr>
@@ -6365,15 +6253,7 @@
                 <w:sz w:val="16"/>
                 <w:szCs w:val="16"/>
               </w:rPr>
-              <w:t xml:space="preserve"> </w:t>
-            </w:r>
-            <w:r>
-              <w:rPr>
-                <w:color w:val="FF0000"/>
-                <w:sz w:val="16"/>
-                <w:szCs w:val="16"/>
-              </w:rPr>
-              <w:t>In cross validation, we are evaluating a learning method as opposed to a specific individual learned hypothesis.</w:t>
+              <w:t xml:space="preserve"> In cross validation, we are evaluating a learning method as opposed to a specific individual learned hypothesis.</w:t>
             </w:r>
           </w:p>
         </w:tc>
@@ -6462,7 +6342,7 @@
         </w:tc>
         <w:tc>
           <w:tcPr>
-            <w:tcW w:w="7938" w:type="dxa"/>
+            <w:tcW w:w="8106" w:type="dxa"/>
             <w:gridSpan w:val="3"/>
           </w:tcPr>
           <w:p>
@@ -6474,11 +6354,12 @@
             </w:pPr>
             <w:r>
               <w:rPr>
+                <w:noProof/>
                 <w:sz w:val="18"/>
                 <w:szCs w:val="18"/>
               </w:rPr>
               <w:drawing>
-                <wp:inline distT="0" distB="0" distL="0" distR="0" wp14:anchorId="3130F268" wp14:editId="531377C3">
+                <wp:inline distT="0" distB="0" distL="0" distR="0" wp14:anchorId="3A2A2098" wp14:editId="7D314853">
                   <wp:extent cx="1845310" cy="1260556"/>
                   <wp:effectExtent l="0" t="0" r="2540" b="0"/>
                   <wp:docPr id="26" name="Picture 26"/>
@@ -6522,11 +6403,12 @@
             </w:r>
             <w:r>
               <w:rPr>
+                <w:noProof/>
                 <w:sz w:val="18"/>
                 <w:szCs w:val="18"/>
               </w:rPr>
               <w:drawing>
-                <wp:inline distT="0" distB="0" distL="0" distR="0" wp14:anchorId="4CD2A251" wp14:editId="01D596C3">
+                <wp:inline distT="0" distB="0" distL="0" distR="0" wp14:anchorId="66B08193" wp14:editId="1C67D41F">
                   <wp:extent cx="2992120" cy="1202737"/>
                   <wp:effectExtent l="0" t="0" r="0" b="0"/>
                   <wp:docPr id="29" name="Picture 29"/>
@@ -6587,7 +6469,7 @@
         </w:tc>
         <w:tc>
           <w:tcPr>
-            <w:tcW w:w="7938" w:type="dxa"/>
+            <w:tcW w:w="8106" w:type="dxa"/>
             <w:gridSpan w:val="3"/>
           </w:tcPr>
           <w:p>
@@ -6611,37 +6493,12 @@
               </w:rPr>
               <w:t xml:space="preserve"> </w:t>
             </w:r>
-            <w:proofErr w:type="spellStart"/>
-            <w:r>
-              <w:rPr>
-                <w:sz w:val="18"/>
-                <w:szCs w:val="18"/>
-              </w:rPr>
-              <w:t>Pr</w:t>
-            </w:r>
-            <w:proofErr w:type="spellEnd"/>
-            <w:r>
-              <w:rPr>
-                <w:sz w:val="18"/>
-                <w:szCs w:val="18"/>
-              </w:rPr>
-              <w:t>(</w:t>
-            </w:r>
-            <w:proofErr w:type="spellStart"/>
-            <w:r>
-              <w:rPr>
-                <w:sz w:val="18"/>
-                <w:szCs w:val="18"/>
-              </w:rPr>
-              <w:t>Y|x</w:t>
-            </w:r>
-            <w:proofErr w:type="spellEnd"/>
-            <w:r>
-              <w:rPr>
-                <w:sz w:val="18"/>
-                <w:szCs w:val="18"/>
-              </w:rPr>
-              <w:t>) instead of Y</w:t>
+            <w:r>
+              <w:rPr>
+                <w:sz w:val="18"/>
+                <w:szCs w:val="18"/>
+              </w:rPr>
+              <w:t>Pr(Y|x) instead of Y</w:t>
             </w:r>
           </w:p>
           <w:p>
@@ -6671,39 +6528,7 @@
                 <w:sz w:val="18"/>
                 <w:szCs w:val="18"/>
               </w:rPr>
-              <w:t xml:space="preserve">• choose threshold c and output Y=True if </w:t>
-            </w:r>
-            <w:proofErr w:type="spellStart"/>
-            <w:r>
-              <w:rPr>
-                <w:sz w:val="18"/>
-                <w:szCs w:val="18"/>
-              </w:rPr>
-              <w:t>Pr</w:t>
-            </w:r>
-            <w:proofErr w:type="spellEnd"/>
-            <w:r>
-              <w:rPr>
-                <w:sz w:val="18"/>
-                <w:szCs w:val="18"/>
-              </w:rPr>
-              <w:t>(Y=</w:t>
-            </w:r>
-            <w:proofErr w:type="spellStart"/>
-            <w:r>
-              <w:rPr>
-                <w:sz w:val="18"/>
-                <w:szCs w:val="18"/>
-              </w:rPr>
-              <w:t>True|x</w:t>
-            </w:r>
-            <w:proofErr w:type="spellEnd"/>
-            <w:r>
-              <w:rPr>
-                <w:sz w:val="18"/>
-                <w:szCs w:val="18"/>
-              </w:rPr>
-              <w:t xml:space="preserve">) ≥ c else Y=False </w:t>
+              <w:t xml:space="preserve">• choose threshold c and output Y=True if Pr(Y=True|x) ≥ c else Y=False </w:t>
             </w:r>
           </w:p>
           <w:p>
@@ -6803,11 +6628,12 @@
             <w:r>
               <w:rPr>
                 <w:rFonts w:cstheme="minorHAnsi"/>
+                <w:noProof/>
                 <w:sz w:val="16"/>
                 <w:szCs w:val="16"/>
               </w:rPr>
               <w:drawing>
-                <wp:inline distT="0" distB="0" distL="0" distR="0" wp14:anchorId="71511F5E" wp14:editId="502D596D">
+                <wp:inline distT="0" distB="0" distL="0" distR="0" wp14:anchorId="56417C6E" wp14:editId="294F79A1">
                   <wp:extent cx="1376680" cy="1217274"/>
                   <wp:effectExtent l="0" t="0" r="0" b="2540"/>
                   <wp:docPr id="30" name="Picture 30"/>
@@ -7405,11 +7231,12 @@
                 <w:rFonts w:eastAsia="Times New Roman" w:cstheme="minorHAnsi"/>
                 <w:b/>
                 <w:bCs/>
+                <w:noProof/>
                 <w:sz w:val="16"/>
                 <w:szCs w:val="16"/>
               </w:rPr>
               <w:drawing>
-                <wp:inline distT="0" distB="0" distL="0" distR="0" wp14:anchorId="6C490627" wp14:editId="43EC641E">
+                <wp:inline distT="0" distB="0" distL="0" distR="0" wp14:anchorId="68F9DE04" wp14:editId="54C73910">
                   <wp:extent cx="2520382" cy="1313393"/>
                   <wp:effectExtent l="0" t="0" r="0" b="1270"/>
                   <wp:docPr id="31" name="Picture 31"/>
@@ -7504,11 +7331,12 @@
                 <w:rFonts w:eastAsia="Times New Roman" w:cstheme="minorHAnsi"/>
                 <w:b/>
                 <w:bCs/>
+                <w:noProof/>
                 <w:sz w:val="16"/>
                 <w:szCs w:val="16"/>
               </w:rPr>
               <w:drawing>
-                <wp:inline distT="0" distB="0" distL="0" distR="0" wp14:anchorId="7169DD01" wp14:editId="08A30007">
+                <wp:inline distT="0" distB="0" distL="0" distR="0" wp14:anchorId="79E4ED15" wp14:editId="5E682966">
                   <wp:extent cx="2215753" cy="1302709"/>
                   <wp:effectExtent l="0" t="0" r="0" b="0"/>
                   <wp:docPr id="32" name="Picture 32"/>
@@ -7606,11 +7434,12 @@
                 <w:rFonts w:eastAsia="Times New Roman" w:cstheme="minorHAnsi"/>
                 <w:b/>
                 <w:bCs/>
+                <w:noProof/>
                 <w:sz w:val="16"/>
                 <w:szCs w:val="16"/>
               </w:rPr>
               <w:drawing>
-                <wp:inline distT="0" distB="0" distL="0" distR="0" wp14:anchorId="49F74A96" wp14:editId="1E3C8C55">
+                <wp:inline distT="0" distB="0" distL="0" distR="0" wp14:anchorId="5D09281D" wp14:editId="4354B641">
                   <wp:extent cx="1518758" cy="895088"/>
                   <wp:effectExtent l="0" t="0" r="5715" b="635"/>
                   <wp:docPr id="33" name="Picture 33"/>
@@ -7660,11 +7489,12 @@
                 <w:rFonts w:eastAsia="Times New Roman" w:cstheme="minorHAnsi"/>
                 <w:b/>
                 <w:bCs/>
+                <w:noProof/>
                 <w:sz w:val="16"/>
                 <w:szCs w:val="16"/>
               </w:rPr>
               <w:drawing>
-                <wp:inline distT="0" distB="0" distL="0" distR="0" wp14:anchorId="02B127F0" wp14:editId="6155D98F">
+                <wp:inline distT="0" distB="0" distL="0" distR="0" wp14:anchorId="23E0ADA9" wp14:editId="7D730242">
                   <wp:extent cx="1092055" cy="1061720"/>
                   <wp:effectExtent l="0" t="0" r="0" b="5080"/>
                   <wp:docPr id="34" name="Picture 34"/>
@@ -7960,22 +7790,16 @@
                 <w:sz w:val="18"/>
                 <w:szCs w:val="18"/>
               </w:rPr>
-              <w:t>Linear Classification</w:t>
-            </w:r>
-            <w:r>
-              <w:rPr>
-                <w:sz w:val="18"/>
-                <w:szCs w:val="18"/>
-              </w:rPr>
-              <w:t xml:space="preserve">  </w:t>
-            </w:r>
-            <w:r>
-              <w:rPr>
+              <w:t xml:space="preserve">Linear Classification  </w:t>
+            </w:r>
+            <w:r>
+              <w:rPr>
+                <w:noProof/>
                 <w:sz w:val="18"/>
                 <w:szCs w:val="18"/>
               </w:rPr>
               <w:drawing>
-                <wp:inline distT="0" distB="0" distL="0" distR="0" wp14:anchorId="52191D39" wp14:editId="137CE78E">
+                <wp:inline distT="0" distB="0" distL="0" distR="0" wp14:anchorId="402AA453" wp14:editId="3EEED1DA">
                   <wp:extent cx="470634" cy="256991"/>
                   <wp:effectExtent l="0" t="0" r="5715" b="0"/>
                   <wp:docPr id="5" name="Picture 5"/>
@@ -8040,21 +7864,12 @@
                 <w:szCs w:val="18"/>
               </w:rPr>
             </w:pPr>
-            <w:proofErr w:type="spellStart"/>
-            <w:r>
-              <w:rPr>
-                <w:sz w:val="18"/>
-                <w:szCs w:val="18"/>
-              </w:rPr>
-              <w:t>LIkelhood</w:t>
-            </w:r>
-            <w:proofErr w:type="spellEnd"/>
-            <w:r>
-              <w:rPr>
-                <w:sz w:val="18"/>
-                <w:szCs w:val="18"/>
-              </w:rPr>
-              <w:t xml:space="preserve"> function</w:t>
+            <w:r>
+              <w:rPr>
+                <w:sz w:val="18"/>
+                <w:szCs w:val="18"/>
+              </w:rPr>
+              <w:t>LIkelhood function</w:t>
             </w:r>
           </w:p>
           <w:p>
@@ -8238,11 +8053,12 @@
             </w:r>
             <w:r>
               <w:rPr>
+                <w:noProof/>
                 <w:sz w:val="18"/>
                 <w:szCs w:val="18"/>
               </w:rPr>
               <w:drawing>
-                <wp:inline distT="0" distB="0" distL="0" distR="0" wp14:anchorId="168C0BFA" wp14:editId="183808AC">
+                <wp:inline distT="0" distB="0" distL="0" distR="0" wp14:anchorId="6AF57FE5" wp14:editId="67385D04">
                   <wp:extent cx="1044950" cy="216730"/>
                   <wp:effectExtent l="0" t="0" r="3175" b="0"/>
                   <wp:docPr id="6" name="Picture 6"/>
@@ -8351,6 +8167,7 @@
             <w:r>
               <w:t xml:space="preserve"> </w:t>
             </w:r>
+            <w:proofErr w:type="gramStart"/>
             <w:r>
               <w:rPr>
                 <w:rFonts w:ascii="Cambria Math" w:hAnsi="Cambria Math" w:cs="Cambria Math"/>
@@ -8358,69 +8175,47 @@
               <w:t>≫</w:t>
             </w:r>
             <w:r>
-              <w:t xml:space="preserve"> </w:t>
+              <w:t xml:space="preserve">  ?</w:t>
+            </w:r>
+            <w:proofErr w:type="gramEnd"/>
+            <w:r>
+              <w:t xml:space="preserve"> • e.g. a training set of </w:t>
             </w:r>
             <w:r>
               <w:rPr>
                 <w:rFonts w:ascii="Cambria Math" w:hAnsi="Cambria Math" w:cs="Cambria Math"/>
               </w:rPr>
-              <w:t/>
+              <w:t>𝑛</w:t>
+            </w:r>
+            <w:r>
+              <w:t xml:space="preserve"> =1K documents, each represented as a bag-of-words vector (</w:t>
+            </w:r>
+            <w:r>
+              <w:rPr>
+                <w:rFonts w:ascii="Cambria Math" w:hAnsi="Cambria Math" w:cs="Cambria Math"/>
+              </w:rPr>
+              <w:t>𝑋</w:t>
+            </w:r>
+            <w:r>
+              <w:t>[</w:t>
             </w:r>
             <w:proofErr w:type="gramStart"/>
             <w:r>
               <w:rPr>
                 <w:rFonts w:ascii="Cambria Math" w:hAnsi="Cambria Math" w:cs="Cambria Math"/>
               </w:rPr>
-              <w:t/>
-            </w:r>
-            <w:r>
-              <w:t xml:space="preserve"> ?</w:t>
+              <w:t>𝑗</w:t>
+            </w:r>
+            <w:r>
+              <w:t>,</w:t>
+            </w:r>
+            <w:r>
+              <w:rPr>
+                <w:rFonts w:ascii="Cambria Math" w:hAnsi="Cambria Math" w:cs="Cambria Math"/>
+              </w:rPr>
+              <w:t>𝑖</w:t>
             </w:r>
             <w:proofErr w:type="gramEnd"/>
-            <w:r>
-              <w:t xml:space="preserve"> • </w:t>
-            </w:r>
-            <w:proofErr w:type="gramStart"/>
-            <w:r>
-              <w:t>e.g</w:t>
-            </w:r>
-            <w:proofErr w:type="gramEnd"/>
-            <w:r>
-              <w:t xml:space="preserve">. a training set of </w:t>
-            </w:r>
-            <w:r>
-              <w:rPr>
-                <w:rFonts w:ascii="Cambria Math" w:hAnsi="Cambria Math" w:cs="Cambria Math"/>
-              </w:rPr>
-              <w:t>𝑛</w:t>
-            </w:r>
-            <w:r>
-              <w:t xml:space="preserve"> =1K documents, each represented as a bag-of-words vector (</w:t>
-            </w:r>
-            <w:r>
-              <w:rPr>
-                <w:rFonts w:ascii="Cambria Math" w:hAnsi="Cambria Math" w:cs="Cambria Math"/>
-              </w:rPr>
-              <w:t>𝑋</w:t>
-            </w:r>
-            <w:r>
-              <w:t>[</w:t>
-            </w:r>
-            <w:r>
-              <w:rPr>
-                <w:rFonts w:ascii="Cambria Math" w:hAnsi="Cambria Math" w:cs="Cambria Math"/>
-              </w:rPr>
-              <w:t>𝑗</w:t>
-            </w:r>
-            <w:r>
-              <w:t>,</w:t>
-            </w:r>
-            <w:r>
-              <w:rPr>
-                <w:rFonts w:ascii="Cambria Math" w:hAnsi="Cambria Math" w:cs="Cambria Math"/>
-              </w:rPr>
-              <w:t>𝑖</w:t>
-            </w:r>
             <w:r>
               <w:t xml:space="preserve">] = </w:t>
             </w:r>
@@ -8589,19 +8384,7 @@
               <w:rPr>
                 <w:b/>
               </w:rPr>
-              <w:t xml:space="preserve">   </w:t>
-            </w:r>
-            <w:r>
-              <w:rPr>
-                <w:b/>
-              </w:rPr>
-              <w:t xml:space="preserve">ridge, lasso   not have </w:t>
-            </w:r>
-            <w:r>
-              <w:rPr>
-                <w:b/>
-              </w:rPr>
-              <w:t xml:space="preserve">closed form,  </w:t>
+              <w:t xml:space="preserve">   ridge, lasso   not have closed form,  </w:t>
             </w:r>
           </w:p>
           <w:p>
@@ -8828,21 +8611,7 @@
               <w:rPr>
                 <w:b/>
               </w:rPr>
-              <w:t xml:space="preserve">  </w:t>
-            </w:r>
-            <w:proofErr w:type="spellStart"/>
-            <w:r>
-              <w:rPr>
-                <w:b/>
-              </w:rPr>
-              <w:t>partitional</w:t>
-            </w:r>
-            <w:proofErr w:type="spellEnd"/>
-            <w:r>
-              <w:rPr>
-                <w:b/>
-              </w:rPr>
-              <w:t xml:space="preserve">  hierarchical  Bayesian</w:t>
+              <w:t xml:space="preserve">  partitional  hierarchical  Bayesian</w:t>
             </w:r>
           </w:p>
           <w:p>
@@ -8878,8 +8647,11 @@
               <w:t xml:space="preserve">Mixture models   </w:t>
             </w:r>
             <w:r>
+              <w:rPr>
+                <w:noProof/>
+              </w:rPr>
               <w:drawing>
-                <wp:inline distT="0" distB="0" distL="0" distR="0" wp14:anchorId="314BFA1B" wp14:editId="5B0356B1">
+                <wp:inline distT="0" distB="0" distL="0" distR="0" wp14:anchorId="785540C9" wp14:editId="79A35328">
                   <wp:extent cx="1254701" cy="351196"/>
                   <wp:effectExtent l="0" t="0" r="3175" b="0"/>
                   <wp:docPr id="7" name="Picture 7"/>
@@ -8917,7 +8689,6 @@
             <w:r>
               <w:t xml:space="preserve">  </w:t>
             </w:r>
-            <w:proofErr w:type="spellStart"/>
             <w:r>
               <w:rPr>
                 <w:b/>
@@ -8925,7 +8696,6 @@
               </w:rPr>
               <w:t>gaussian</w:t>
             </w:r>
-            <w:proofErr w:type="spellEnd"/>
           </w:p>
         </w:tc>
         <w:tc>
@@ -9143,12 +8913,13 @@
             </w:pPr>
             <w:r>
               <w:rPr>
+                <w:noProof/>
                 <w:sz w:val="16"/>
                 <w:szCs w:val="16"/>
               </w:rPr>
               <w:lastRenderedPageBreak/>
               <w:drawing>
-                <wp:inline distT="0" distB="0" distL="0" distR="0" wp14:anchorId="3DF6A705" wp14:editId="3A72342C">
+                <wp:inline distT="0" distB="0" distL="0" distR="0" wp14:anchorId="09BA1434" wp14:editId="42A5CD4E">
                   <wp:extent cx="735331" cy="294132"/>
                   <wp:effectExtent l="0" t="0" r="7620" b="0"/>
                   <wp:docPr id="68" name="Picture 68"/>
@@ -9192,11 +8963,12 @@
             </w:r>
             <w:r>
               <w:rPr>
+                <w:noProof/>
                 <w:sz w:val="16"/>
                 <w:szCs w:val="16"/>
               </w:rPr>
               <w:drawing>
-                <wp:inline distT="0" distB="0" distL="0" distR="0" wp14:anchorId="4A484F28" wp14:editId="53117CD5">
+                <wp:inline distT="0" distB="0" distL="0" distR="0" wp14:anchorId="6DC20EF0" wp14:editId="48C3F2B7">
                   <wp:extent cx="2337589" cy="313427"/>
                   <wp:effectExtent l="0" t="0" r="5715" b="0"/>
                   <wp:docPr id="69" name="Picture 69"/>
@@ -9241,11 +9013,12 @@
             </w:pPr>
             <w:r>
               <w:rPr>
+                <w:noProof/>
                 <w:sz w:val="16"/>
                 <w:szCs w:val="16"/>
               </w:rPr>
               <w:drawing>
-                <wp:inline distT="0" distB="0" distL="0" distR="0" wp14:anchorId="10B8E835" wp14:editId="20B0FFEA">
+                <wp:inline distT="0" distB="0" distL="0" distR="0" wp14:anchorId="2043351E" wp14:editId="4D59832F">
                   <wp:extent cx="2209800" cy="366520"/>
                   <wp:effectExtent l="0" t="0" r="0" b="0"/>
                   <wp:docPr id="70" name="Picture 70"/>
@@ -9300,8 +9073,6 @@
             <w:r>
               <w:t>00</w:t>
             </w:r>
-            <w:bookmarkStart w:id="0" w:name="_GoBack"/>
-            <w:bookmarkEnd w:id="0"/>
           </w:p>
         </w:tc>
       </w:tr>
@@ -9544,8 +9315,48 @@
                 <w:sz w:val="16"/>
                 <w:szCs w:val="16"/>
               </w:rPr>
-              <w:t>•</w:t>
-            </w:r>
+              <w:t xml:space="preserve">• Maximizing variability </w:t>
+            </w:r>
+          </w:p>
+          <w:p>
+            <w:pPr>
+              <w:rPr>
+                <w:sz w:val="16"/>
+                <w:szCs w:val="16"/>
+              </w:rPr>
+            </w:pPr>
+            <w:r>
+              <w:rPr>
+                <w:sz w:val="16"/>
+                <w:szCs w:val="16"/>
+              </w:rPr>
+              <w:t>• Equivalent to minimizing reconstruction error</w:t>
+            </w:r>
+          </w:p>
+          <w:p>
+            <w:pPr>
+              <w:rPr>
+                <w:sz w:val="16"/>
+                <w:szCs w:val="16"/>
+                <w:vertAlign w:val="superscript"/>
+              </w:rPr>
+            </w:pPr>
+            <w:r>
+              <w:rPr>
+                <w:sz w:val="16"/>
+                <w:szCs w:val="16"/>
+              </w:rPr>
+              <w:t>Recursively get unit orthogonal vectors  v1, v2,…,</w:t>
+            </w:r>
+            <w:proofErr w:type="spellStart"/>
+            <w:r>
+              <w:rPr>
+                <w:sz w:val="16"/>
+                <w:szCs w:val="16"/>
+              </w:rPr>
+              <w:t>vr</w:t>
+            </w:r>
+            <w:proofErr w:type="spellEnd"/>
             <w:r>
               <w:rPr>
                 <w:sz w:val="16"/>
@@ -9558,75 +9369,21 @@
                 <w:sz w:val="16"/>
                 <w:szCs w:val="16"/>
               </w:rPr>
-              <w:t xml:space="preserve">Maximizing variability </w:t>
-            </w:r>
-          </w:p>
-          <w:p>
-            <w:pPr>
-              <w:rPr>
-                <w:sz w:val="16"/>
-                <w:szCs w:val="16"/>
-              </w:rPr>
-            </w:pPr>
-            <w:r>
-              <w:rPr>
-                <w:sz w:val="16"/>
-                <w:szCs w:val="16"/>
-              </w:rPr>
-              <w:t>• Equivalent to minimizing reconstruction error</w:t>
-            </w:r>
-          </w:p>
-          <w:p>
-            <w:pPr>
+              <w:sym w:font="Symbol" w:char="F0CE"/>
+            </w:r>
+            <w:r>
+              <w:rPr>
+                <w:sz w:val="16"/>
+                <w:szCs w:val="16"/>
+              </w:rPr>
+              <w:t>R</w:t>
+            </w:r>
+            <w:r>
               <w:rPr>
                 <w:sz w:val="16"/>
                 <w:szCs w:val="16"/>
                 <w:vertAlign w:val="superscript"/>
               </w:rPr>
-            </w:pPr>
-            <w:r>
-              <w:rPr>
-                <w:sz w:val="16"/>
-                <w:szCs w:val="16"/>
-              </w:rPr>
-              <w:t>Recursively get unit orthogonal vectors  v1, v2,…,</w:t>
-            </w:r>
-            <w:proofErr w:type="spellStart"/>
-            <w:r>
-              <w:rPr>
-                <w:sz w:val="16"/>
-                <w:szCs w:val="16"/>
-              </w:rPr>
-              <w:t>vr</w:t>
-            </w:r>
-            <w:proofErr w:type="spellEnd"/>
-            <w:r>
-              <w:rPr>
-                <w:sz w:val="16"/>
-                <w:szCs w:val="16"/>
-              </w:rPr>
-              <w:t xml:space="preserve"> </w:t>
-            </w:r>
-            <w:r>
-              <w:rPr>
-                <w:sz w:val="16"/>
-                <w:szCs w:val="16"/>
-              </w:rPr>
-              <w:sym w:font="Symbol" w:char="F0CE"/>
-            </w:r>
-            <w:r>
-              <w:rPr>
-                <w:sz w:val="16"/>
-                <w:szCs w:val="16"/>
-              </w:rPr>
-              <w:t>R</w:t>
-            </w:r>
-            <w:r>
-              <w:rPr>
-                <w:sz w:val="16"/>
-                <w:szCs w:val="16"/>
-                <w:vertAlign w:val="superscript"/>
-              </w:rPr>
               <w:t>d</w:t>
             </w:r>
           </w:p>
@@ -9639,11 +9396,12 @@
             </w:pPr>
             <w:r>
               <w:rPr>
+                <w:noProof/>
                 <w:sz w:val="16"/>
                 <w:szCs w:val="16"/>
               </w:rPr>
               <w:drawing>
-                <wp:inline distT="0" distB="0" distL="0" distR="0" wp14:anchorId="440386FA" wp14:editId="6F0AEA8C">
+                <wp:inline distT="0" distB="0" distL="0" distR="0" wp14:anchorId="7E0A8041" wp14:editId="73E74A2D">
                   <wp:extent cx="735331" cy="294132"/>
                   <wp:effectExtent l="0" t="0" r="7620" b="0"/>
                   <wp:docPr id="59" name="Picture 59"/>
@@ -9687,11 +9445,12 @@
             </w:r>
             <w:r>
               <w:rPr>
+                <w:noProof/>
                 <w:sz w:val="16"/>
                 <w:szCs w:val="16"/>
               </w:rPr>
               <w:drawing>
-                <wp:inline distT="0" distB="0" distL="0" distR="0" wp14:anchorId="6E2666C8" wp14:editId="5241EC1C">
+                <wp:inline distT="0" distB="0" distL="0" distR="0" wp14:anchorId="0B159743" wp14:editId="5658A301">
                   <wp:extent cx="2337589" cy="313427"/>
                   <wp:effectExtent l="0" t="0" r="5715" b="0"/>
                   <wp:docPr id="61" name="Picture 61"/>
@@ -9736,11 +9495,12 @@
             </w:pPr>
             <w:r>
               <w:rPr>
+                <w:noProof/>
                 <w:sz w:val="16"/>
                 <w:szCs w:val="16"/>
               </w:rPr>
               <w:drawing>
-                <wp:inline distT="0" distB="0" distL="0" distR="0" wp14:anchorId="27010267" wp14:editId="2817F3F9">
+                <wp:inline distT="0" distB="0" distL="0" distR="0" wp14:anchorId="21724A03" wp14:editId="388E171A">
                   <wp:extent cx="2209800" cy="366520"/>
                   <wp:effectExtent l="0" t="0" r="0" b="0"/>
                   <wp:docPr id="62" name="Picture 62"/>
@@ -9824,14 +9584,7 @@
                 <w:sz w:val="16"/>
                 <w:szCs w:val="16"/>
               </w:rPr>
-              <w:t>(Gram matrix)</w:t>
-            </w:r>
-            <w:r>
-              <w:rPr>
-                <w:sz w:val="16"/>
-                <w:szCs w:val="16"/>
-              </w:rPr>
-              <w:t xml:space="preserve"> ~ covariance matrix </w:t>
+              <w:t xml:space="preserve">(Gram matrix) ~ covariance matrix </w:t>
             </w:r>
             <w:r>
               <w:rPr>
@@ -9918,14 +9671,7 @@
                 <w:sz w:val="16"/>
                 <w:szCs w:val="16"/>
               </w:rPr>
-              <w:t>•</w:t>
-            </w:r>
-            <w:r>
-              <w:rPr>
-                <w:sz w:val="16"/>
-                <w:szCs w:val="16"/>
-              </w:rPr>
-              <w:t xml:space="preserve"> Maximum variance direction</w:t>
+              <w:t>• Maximum variance direction</w:t>
             </w:r>
             <w:r>
               <w:rPr>
@@ -9936,11 +9682,12 @@
             </w:r>
             <w:r>
               <w:rPr>
+                <w:noProof/>
                 <w:sz w:val="16"/>
                 <w:szCs w:val="16"/>
               </w:rPr>
               <w:drawing>
-                <wp:inline distT="0" distB="0" distL="0" distR="0" wp14:anchorId="1373E50E" wp14:editId="6026F5FE">
+                <wp:inline distT="0" distB="0" distL="0" distR="0" wp14:anchorId="3E191B42" wp14:editId="64379282">
                   <wp:extent cx="899476" cy="256993"/>
                   <wp:effectExtent l="0" t="0" r="0" b="0"/>
                   <wp:docPr id="63" name="Picture 63"/>
@@ -10013,11 +9760,12 @@
             </w:r>
             <w:r>
               <w:rPr>
+                <w:noProof/>
                 <w:sz w:val="16"/>
                 <w:szCs w:val="16"/>
               </w:rPr>
               <w:drawing>
-                <wp:inline distT="0" distB="0" distL="0" distR="0" wp14:anchorId="51B7FC0C" wp14:editId="1A4D2BFB">
+                <wp:inline distT="0" distB="0" distL="0" distR="0" wp14:anchorId="42FC75C5" wp14:editId="6A3ED9A9">
                   <wp:extent cx="736600" cy="246990"/>
                   <wp:effectExtent l="0" t="0" r="6350" b="1270"/>
                   <wp:docPr id="64" name="Picture 64"/>
@@ -10067,11 +9815,12 @@
             </w:pPr>
             <w:r>
               <w:rPr>
+                <w:noProof/>
                 <w:sz w:val="16"/>
                 <w:szCs w:val="16"/>
               </w:rPr>
               <w:drawing>
-                <wp:inline distT="0" distB="0" distL="0" distR="0" wp14:anchorId="4B15B752" wp14:editId="1B26981D">
+                <wp:inline distT="0" distB="0" distL="0" distR="0" wp14:anchorId="08311319" wp14:editId="5DB64C5E">
                   <wp:extent cx="447624" cy="320040"/>
                   <wp:effectExtent l="0" t="0" r="0" b="3810"/>
                   <wp:docPr id="65" name="Picture 65"/>
@@ -10156,23 +9905,7 @@
                 <w:sz w:val="16"/>
                 <w:szCs w:val="16"/>
               </w:rPr>
-              <w:t xml:space="preserve">•Also known as word </w:t>
-            </w:r>
-            <w:proofErr w:type="spellStart"/>
-            <w:r>
-              <w:rPr>
-                <w:sz w:val="16"/>
-                <w:szCs w:val="16"/>
-              </w:rPr>
-              <w:t>embeddings</w:t>
-            </w:r>
-            <w:proofErr w:type="spellEnd"/>
-            <w:r>
-              <w:rPr>
-                <w:sz w:val="16"/>
-                <w:szCs w:val="16"/>
-              </w:rPr>
-              <w:t xml:space="preserve"> / word vectors </w:t>
+              <w:t xml:space="preserve">•Also known as word embeddings / word vectors </w:t>
             </w:r>
           </w:p>
           <w:p>
@@ -10224,14 +9957,7 @@
                 <w:sz w:val="16"/>
                 <w:szCs w:val="16"/>
               </w:rPr>
-              <w:t xml:space="preserve"> + KKT conditions</w:t>
-            </w:r>
-            <w:r>
-              <w:rPr>
-                <w:sz w:val="16"/>
-                <w:szCs w:val="16"/>
-              </w:rPr>
-              <w:t>)</w:t>
+              <w:t xml:space="preserve"> + KKT conditions)</w:t>
             </w:r>
             <w:r>
               <w:rPr>
@@ -10268,11 +9994,12 @@
             </w:pPr>
             <w:r>
               <w:rPr>
+                <w:noProof/>
                 <w:sz w:val="16"/>
                 <w:szCs w:val="16"/>
               </w:rPr>
               <w:drawing>
-                <wp:inline distT="0" distB="0" distL="0" distR="0" wp14:anchorId="5D72571C" wp14:editId="61B54D09">
+                <wp:inline distT="0" distB="0" distL="0" distR="0" wp14:anchorId="359CAB62" wp14:editId="5667A465">
                   <wp:extent cx="1798993" cy="191622"/>
                   <wp:effectExtent l="0" t="0" r="0" b="0"/>
                   <wp:docPr id="66" name="Picture 66"/>
@@ -10316,11 +10043,12 @@
             </w:r>
             <w:r>
               <w:rPr>
+                <w:noProof/>
                 <w:sz w:val="16"/>
                 <w:szCs w:val="16"/>
               </w:rPr>
               <w:drawing>
-                <wp:inline distT="0" distB="0" distL="0" distR="0" wp14:anchorId="36F18EE5" wp14:editId="5965D0F0">
+                <wp:inline distT="0" distB="0" distL="0" distR="0" wp14:anchorId="611A8FB4" wp14:editId="5307E480">
                   <wp:extent cx="2081113" cy="287551"/>
                   <wp:effectExtent l="0" t="0" r="0" b="0"/>
                   <wp:docPr id="67" name="Picture 67"/>
@@ -10543,9 +10271,10 @@
             <w:r>
               <w:rPr>
                 <w:b/>
+                <w:noProof/>
               </w:rPr>
               <w:drawing>
-                <wp:inline distT="0" distB="0" distL="0" distR="0" wp14:anchorId="6525BED1" wp14:editId="572E7603">
+                <wp:inline distT="0" distB="0" distL="0" distR="0" wp14:anchorId="70D5E2DB" wp14:editId="586CDC06">
                   <wp:extent cx="2590800" cy="1415806"/>
                   <wp:effectExtent l="0" t="0" r="0" b="0"/>
                   <wp:docPr id="8" name="Picture 8"/>
@@ -10659,7 +10388,7 @@
 </file>
 
 <file path=word/numbering.xml><?xml version="1.0" encoding="utf-8"?>
-<w:numbering xmlns:wpc="http://schemas.microsoft.com/office/word/2010/wordprocessingCanvas" xmlns:cx="http://schemas.microsoft.com/office/drawing/2014/chartex" xmlns:cx1="http://schemas.microsoft.com/office/drawing/2015/9/8/chartex" xmlns:mc="http://schemas.openxmlformats.org/markup-compatibility/2006" xmlns:o="urn:schemas-microsoft-com:office:office" xmlns:r="http://schemas.openxmlformats.org/officeDocument/2006/relationships" xmlns:m="http://schemas.openxmlformats.org/officeDocument/2006/math" xmlns:v="urn:schemas-microsoft-com:vml" xmlns:wp14="http://schemas.microsoft.com/office/word/2010/wordprocessingDrawing" xmlns:wp="http://schemas.openxmlformats.org/drawingml/2006/wordprocessingDrawing" xmlns:w10="urn:schemas-microsoft-com:office:word" xmlns:w="http://schemas.openxmlformats.org/wordprocessingml/2006/main" xmlns:w14="http://schemas.microsoft.com/office/word/2010/wordml" xmlns:w15="http://schemas.microsoft.com/office/word/2012/wordml" xmlns:w16se="http://schemas.microsoft.com/office/word/2015/wordml/symex" xmlns:wpg="http://schemas.microsoft.com/office/word/2010/wordprocessingGroup" xmlns:wpi="http://schemas.microsoft.com/office/word/2010/wordprocessingInk" xmlns:wne="http://schemas.microsoft.com/office/word/2006/wordml" xmlns:wps="http://schemas.microsoft.com/office/word/2010/wordprocessingShape" mc:Ignorable="w14 w15 w16se wp14">
+<w:numbering xmlns:wpc="http://schemas.microsoft.com/office/word/2010/wordprocessingCanvas" xmlns:cx="http://schemas.microsoft.com/office/drawing/2014/chartex" xmlns:cx1="http://schemas.microsoft.com/office/drawing/2015/9/8/chartex" xmlns:cx2="http://schemas.microsoft.com/office/drawing/2015/10/21/chartex" xmlns:cx3="http://schemas.microsoft.com/office/drawing/2016/5/9/chartex" xmlns:cx4="http://schemas.microsoft.com/office/drawing/2016/5/10/chartex" xmlns:cx5="http://schemas.microsoft.com/office/drawing/2016/5/11/chartex" xmlns:cx6="http://schemas.microsoft.com/office/drawing/2016/5/12/chartex" xmlns:cx7="http://schemas.microsoft.com/office/drawing/2016/5/13/chartex" xmlns:cx8="http://schemas.microsoft.com/office/drawing/2016/5/14/chartex" xmlns:mc="http://schemas.openxmlformats.org/markup-compatibility/2006" xmlns:aink="http://schemas.microsoft.com/office/drawing/2016/ink" xmlns:am3d="http://schemas.microsoft.com/office/drawing/2017/model3d" xmlns:o="urn:schemas-microsoft-com:office:office" xmlns:oel="http://schemas.microsoft.com/office/2019/extlst" xmlns:r="http://schemas.openxmlformats.org/officeDocument/2006/relationships" xmlns:m="http://schemas.openxmlformats.org/officeDocument/2006/math" xmlns:v="urn:schemas-microsoft-com:vml" xmlns:wp14="http://schemas.microsoft.com/office/word/2010/wordprocessingDrawing" xmlns:wp="http://schemas.openxmlformats.org/drawingml/2006/wordprocessingDrawing" xmlns:w10="urn:schemas-microsoft-com:office:word" xmlns:w="http://schemas.openxmlformats.org/wordprocessingml/2006/main" xmlns:w14="http://schemas.microsoft.com/office/word/2010/wordml" xmlns:w15="http://schemas.microsoft.com/office/word/2012/wordml" xmlns:w16cex="http://schemas.microsoft.com/office/word/2018/wordml/cex" xmlns:w16cid="http://schemas.microsoft.com/office/word/2016/wordml/cid" xmlns:w16="http://schemas.microsoft.com/office/word/2018/wordml" xmlns:w16du="http://schemas.microsoft.com/office/word/2023/wordml/word16du" xmlns:w16sdtdh="http://schemas.microsoft.com/office/word/2020/wordml/sdtdatahash" xmlns:w16sdtfl="http://schemas.microsoft.com/office/word/2024/wordml/sdtformatlock" xmlns:w16se="http://schemas.microsoft.com/office/word/2015/wordml/symex" xmlns:wpg="http://schemas.microsoft.com/office/word/2010/wordprocessingGroup" xmlns:wpi="http://schemas.microsoft.com/office/word/2010/wordprocessingInk" xmlns:wne="http://schemas.microsoft.com/office/word/2006/wordml" xmlns:wps="http://schemas.microsoft.com/office/word/2010/wordprocessingShape" mc:Ignorable="w14 w15 w16se w16cid w16 w16cex w16sdtdh w16sdtfl w16du wp14">
   <w:abstractNum w:abstractNumId="0" w15:restartNumberingAfterBreak="0">
     <w:nsid w:val="015C5890"/>
     <w:multiLevelType w:val="multilevel"/>
@@ -12936,62 +12665,62 @@
       </w:rPr>
     </w:lvl>
   </w:abstractNum>
-  <w:num w:numId="1">
+  <w:num w:numId="1" w16cid:durableId="1417288309">
     <w:abstractNumId w:val="4"/>
   </w:num>
-  <w:num w:numId="2">
+  <w:num w:numId="2" w16cid:durableId="147482983">
     <w:abstractNumId w:val="2"/>
   </w:num>
-  <w:num w:numId="3">
+  <w:num w:numId="3" w16cid:durableId="1989091652">
     <w:abstractNumId w:val="5"/>
   </w:num>
-  <w:num w:numId="4">
+  <w:num w:numId="4" w16cid:durableId="243148665">
     <w:abstractNumId w:val="7"/>
   </w:num>
-  <w:num w:numId="5">
+  <w:num w:numId="5" w16cid:durableId="1896618069">
     <w:abstractNumId w:val="16"/>
   </w:num>
-  <w:num w:numId="6">
+  <w:num w:numId="6" w16cid:durableId="1126968935">
     <w:abstractNumId w:val="6"/>
   </w:num>
-  <w:num w:numId="7">
+  <w:num w:numId="7" w16cid:durableId="358363534">
     <w:abstractNumId w:val="3"/>
   </w:num>
-  <w:num w:numId="8">
+  <w:num w:numId="8" w16cid:durableId="639847812">
     <w:abstractNumId w:val="0"/>
   </w:num>
-  <w:num w:numId="9">
+  <w:num w:numId="9" w16cid:durableId="187763794">
     <w:abstractNumId w:val="8"/>
   </w:num>
-  <w:num w:numId="10">
+  <w:num w:numId="10" w16cid:durableId="18047404">
     <w:abstractNumId w:val="11"/>
   </w:num>
-  <w:num w:numId="11">
+  <w:num w:numId="11" w16cid:durableId="141505513">
     <w:abstractNumId w:val="10"/>
   </w:num>
-  <w:num w:numId="12">
+  <w:num w:numId="12" w16cid:durableId="269703385">
     <w:abstractNumId w:val="9"/>
   </w:num>
-  <w:num w:numId="13">
+  <w:num w:numId="13" w16cid:durableId="1925649434">
     <w:abstractNumId w:val="14"/>
   </w:num>
-  <w:num w:numId="14">
+  <w:num w:numId="14" w16cid:durableId="1994143787">
     <w:abstractNumId w:val="12"/>
   </w:num>
-  <w:num w:numId="15">
+  <w:num w:numId="15" w16cid:durableId="1294603826">
     <w:abstractNumId w:val="1"/>
   </w:num>
-  <w:num w:numId="16">
+  <w:num w:numId="16" w16cid:durableId="143663301">
     <w:abstractNumId w:val="15"/>
   </w:num>
-  <w:num w:numId="17">
+  <w:num w:numId="17" w16cid:durableId="607353624">
     <w:abstractNumId w:val="13"/>
   </w:num>
 </w:numbering>
 </file>
 
 <file path=word/styles.xml><?xml version="1.0" encoding="utf-8"?>
-<w:styles xmlns:mc="http://schemas.openxmlformats.org/markup-compatibility/2006" xmlns:r="http://schemas.openxmlformats.org/officeDocument/2006/relationships" xmlns:w="http://schemas.openxmlformats.org/wordprocessingml/2006/main" xmlns:w14="http://schemas.microsoft.com/office/word/2010/wordml" xmlns:w15="http://schemas.microsoft.com/office/word/2012/wordml" xmlns:w16se="http://schemas.microsoft.com/office/word/2015/wordml/symex" mc:Ignorable="w14 w15 w16se">
+<w:styles xmlns:mc="http://schemas.openxmlformats.org/markup-compatibility/2006" xmlns:r="http://schemas.openxmlformats.org/officeDocument/2006/relationships" xmlns:w="http://schemas.openxmlformats.org/wordprocessingml/2006/main" xmlns:w14="http://schemas.microsoft.com/office/word/2010/wordml" xmlns:w15="http://schemas.microsoft.com/office/word/2012/wordml" xmlns:w16cex="http://schemas.microsoft.com/office/word/2018/wordml/cex" xmlns:w16cid="http://schemas.microsoft.com/office/word/2016/wordml/cid" xmlns:w16="http://schemas.microsoft.com/office/word/2018/wordml" xmlns:w16du="http://schemas.microsoft.com/office/word/2023/wordml/word16du" xmlns:w16sdtdh="http://schemas.microsoft.com/office/word/2020/wordml/sdtdatahash" xmlns:w16sdtfl="http://schemas.microsoft.com/office/word/2024/wordml/sdtformatlock" xmlns:w16se="http://schemas.microsoft.com/office/word/2015/wordml/symex" mc:Ignorable="w14 w15 w16se w16cid w16 w16cex w16sdtdh w16sdtfl w16du">
   <w:docDefaults>
     <w:rPrDefault>
       <w:rPr>
@@ -13003,7 +12732,7 @@
     </w:rPrDefault>
     <w:pPrDefault/>
   </w:docDefaults>
-  <w:latentStyles w:defLockedState="0" w:defUIPriority="99" w:defSemiHidden="0" w:defUnhideWhenUsed="0" w:defQFormat="0" w:count="371">
+  <w:latentStyles w:defLockedState="0" w:defUIPriority="99" w:defSemiHidden="0" w:defUnhideWhenUsed="0" w:defQFormat="0" w:count="376">
     <w:lsdException w:name="Normal" w:uiPriority="0" w:qFormat="1"/>
     <w:lsdException w:name="heading 1" w:uiPriority="9" w:qFormat="1"/>
     <w:lsdException w:name="heading 2" w:semiHidden="1" w:uiPriority="9" w:unhideWhenUsed="1" w:qFormat="1"/>
@@ -13375,6 +13104,11 @@
     <w:lsdException w:name="List Table 5 Dark Accent 6" w:uiPriority="50"/>
     <w:lsdException w:name="List Table 6 Colorful Accent 6" w:uiPriority="51"/>
     <w:lsdException w:name="List Table 7 Colorful Accent 6" w:uiPriority="52"/>
+    <w:lsdException w:name="Mention" w:semiHidden="1" w:unhideWhenUsed="1"/>
+    <w:lsdException w:name="Smart Hyperlink" w:semiHidden="1" w:unhideWhenUsed="1"/>
+    <w:lsdException w:name="Hashtag" w:semiHidden="1" w:unhideWhenUsed="1"/>
+    <w:lsdException w:name="Unresolved Mention" w:semiHidden="1" w:unhideWhenUsed="1"/>
+    <w:lsdException w:name="Smart Link" w:semiHidden="1" w:unhideWhenUsed="1"/>
   </w:latentStyles>
   <w:style w:type="paragraph" w:default="1" w:styleId="Normal">
     <w:name w:val="Normal"/>
